--- a/Project_Proposal_Group7.docx
+++ b/Project_Proposal_Group7.docx
@@ -15,7 +15,26 @@
         <w:t>Grou</w:t>
       </w:r>
       <w:r>
-        <w:t xml:space="preserve">p 7: Vansh Alawat, </w:t>
+        <w:t xml:space="preserve">p 7: </w:t>
+      </w:r>
+      <w:proofErr w:type="gramStart"/>
+      <w:r>
+        <w:t>Vansh ,</w:t>
+      </w:r>
+      <w:proofErr w:type="gramEnd"/>
+      <w:r>
+        <w:t xml:space="preserve"> </w:t>
+      </w:r>
+      <w:r>
+        <w:t xml:space="preserve">Varun, </w:t>
+      </w:r>
+      <w:proofErr w:type="spellStart"/>
+      <w:r>
+        <w:t>Shaunabh</w:t>
+      </w:r>
+      <w:proofErr w:type="spellEnd"/>
+      <w:r>
+        <w:t>, Harsh</w:t>
       </w:r>
     </w:p>
     <w:p>
@@ -68,7 +87,15 @@
       </w:r>
       <w:proofErr w:type="spellEnd"/>
       <w:r>
-        <w:t xml:space="preserve"> core. Building a small ALU with registers and a control FSM shows how instructions turn into hardware actions. The design can be built in stages (ALU, then registers, then control), so we have a working milestone early and room for extensions.</w:t>
+        <w:t xml:space="preserve"> core. Building a small ALU with registers and a control FSM shows how instructions turn into hardware actions. The design can be built in </w:t>
+      </w:r>
+      <w:proofErr w:type="gramStart"/>
+      <w:r>
+        <w:t>stages</w:t>
+      </w:r>
+      <w:proofErr w:type="gramEnd"/>
+      <w:r>
+        <w:t xml:space="preserve"> so we have a working milestone early and room for extensions.</w:t>
       </w:r>
     </w:p>
     <w:p>
@@ -97,7 +124,7 @@
       </w:r>
       <w:proofErr w:type="spellEnd"/>
       <w:r>
-        <w:t xml:space="preserve">: an ALU (add, subtract, AND, OR, XOR, NOT, shifts) with zero, carry, negative, and overflow flags; a four-entry register file of 4-bit registers; and a control FSM that fetches and executes instructions from a small instruction ROM. We will define a compact 8-bit instruction format, hand-assemble a short program such as a counter or Fibonacci </w:t>
+        <w:t xml:space="preserve">: an ALU (add, subtract, AND, OR, XOR, NOT, shifts) with zero, carry, and negative flags; a four-entry register file of 4-bit registers; and a control FSM that fetches and executes instructions from a small instruction ROM. We will define a compact 10-bit instruction format, hand-assemble a short program such as a counter or Fibonacci </w:t>
       </w:r>
       <w:proofErr w:type="gramStart"/>
       <w:r>
@@ -138,7 +165,7 @@
         <w:tblLook w:val="04A0" w:firstRow="1" w:lastRow="0" w:firstColumn="1" w:lastColumn="0" w:noHBand="0" w:noVBand="1"/>
       </w:tblPr>
       <w:tblGrid>
-        <w:gridCol w:w="1115"/>
+        <w:gridCol w:w="1181"/>
         <w:gridCol w:w="6257"/>
       </w:tblGrid>
       <w:tr>
@@ -203,8 +230,18 @@
             <w:hideMark/>
           </w:tcPr>
           <w:p>
-            <w:r>
-              <w:t>Member 1</w:t>
+            <w:pPr>
+              <w:rPr>
+                <w:b/>
+                <w:bCs/>
+              </w:rPr>
+            </w:pPr>
+            <w:r>
+              <w:rPr>
+                <w:b/>
+                <w:bCs/>
+              </w:rPr>
+              <w:t>Harsh</w:t>
             </w:r>
           </w:p>
         </w:tc>
@@ -232,8 +269,18 @@
             <w:hideMark/>
           </w:tcPr>
           <w:p>
-            <w:r>
-              <w:t>Member 2</w:t>
+            <w:pPr>
+              <w:rPr>
+                <w:b/>
+                <w:bCs/>
+              </w:rPr>
+            </w:pPr>
+            <w:r>
+              <w:rPr>
+                <w:b/>
+                <w:bCs/>
+              </w:rPr>
+              <w:t>Varun</w:t>
             </w:r>
           </w:p>
         </w:tc>
@@ -300,9 +347,21 @@
             <w:hideMark/>
           </w:tcPr>
           <w:p>
-            <w:r>
-              <w:t>Member 4</w:t>
-            </w:r>
+            <w:pPr>
+              <w:rPr>
+                <w:b/>
+                <w:bCs/>
+              </w:rPr>
+            </w:pPr>
+            <w:proofErr w:type="spellStart"/>
+            <w:r>
+              <w:rPr>
+                <w:b/>
+                <w:bCs/>
+              </w:rPr>
+              <w:t>Shaunabh</w:t>
+            </w:r>
+            <w:proofErr w:type="spellEnd"/>
           </w:p>
         </w:tc>
         <w:tc>
@@ -692,6 +751,2402 @@
       </w:r>
     </w:p>
     <w:p/>
+    <w:p>
+      <w:r>
+        <w:t>MINI CPU Spec</w:t>
+      </w:r>
+    </w:p>
+    <w:p>
+      <w:r>
+        <w:rPr>
+          <w:b/>
+          <w:bCs/>
+        </w:rPr>
+        <w:t>Instruction formats (10 bits):</w:t>
+      </w:r>
+    </w:p>
+    <w:tbl>
+      <w:tblPr>
+        <w:tblStyle w:val="TableGrid"/>
+        <w:tblW w:w="0" w:type="auto"/>
+        <w:tblInd w:w="720" w:type="dxa"/>
+        <w:tblLook w:val="04A0" w:firstRow="1" w:lastRow="0" w:firstColumn="1" w:lastColumn="0" w:noHBand="0" w:noVBand="1"/>
+      </w:tblPr>
+      <w:tblGrid>
+        <w:gridCol w:w="1704"/>
+        <w:gridCol w:w="1739"/>
+        <w:gridCol w:w="1738"/>
+        <w:gridCol w:w="1711"/>
+        <w:gridCol w:w="1738"/>
+      </w:tblGrid>
+      <w:tr>
+        <w:tc>
+          <w:tcPr>
+            <w:tcW w:w="1704" w:type="dxa"/>
+          </w:tcPr>
+          <w:p>
+            <w:pPr>
+              <w:ind w:left="0" w:firstLine="0"/>
+              <w:rPr>
+                <w:b/>
+                <w:bCs/>
+              </w:rPr>
+            </w:pPr>
+            <w:r>
+              <w:rPr>
+                <w:b/>
+                <w:bCs/>
+              </w:rPr>
+              <w:t>TYPE</w:t>
+            </w:r>
+          </w:p>
+        </w:tc>
+        <w:tc>
+          <w:tcPr>
+            <w:tcW w:w="1739" w:type="dxa"/>
+          </w:tcPr>
+          <w:p>
+            <w:pPr>
+              <w:ind w:left="0" w:firstLine="0"/>
+              <w:rPr>
+                <w:b/>
+                <w:bCs/>
+              </w:rPr>
+            </w:pPr>
+            <w:r>
+              <w:rPr>
+                <w:b/>
+                <w:bCs/>
+              </w:rPr>
+              <w:t>[9:6]</w:t>
+            </w:r>
+          </w:p>
+        </w:tc>
+        <w:tc>
+          <w:tcPr>
+            <w:tcW w:w="1738" w:type="dxa"/>
+          </w:tcPr>
+          <w:p>
+            <w:pPr>
+              <w:ind w:left="0" w:firstLine="0"/>
+              <w:rPr>
+                <w:b/>
+                <w:bCs/>
+              </w:rPr>
+            </w:pPr>
+            <w:r>
+              <w:rPr>
+                <w:b/>
+                <w:bCs/>
+              </w:rPr>
+              <w:t>[5:4]</w:t>
+            </w:r>
+          </w:p>
+        </w:tc>
+        <w:tc>
+          <w:tcPr>
+            <w:tcW w:w="1711" w:type="dxa"/>
+          </w:tcPr>
+          <w:p>
+            <w:pPr>
+              <w:ind w:left="0" w:firstLine="0"/>
+              <w:rPr>
+                <w:b/>
+                <w:bCs/>
+              </w:rPr>
+            </w:pPr>
+            <w:r>
+              <w:rPr>
+                <w:b/>
+                <w:bCs/>
+              </w:rPr>
+              <w:t>[3:2]</w:t>
+            </w:r>
+          </w:p>
+        </w:tc>
+        <w:tc>
+          <w:tcPr>
+            <w:tcW w:w="1738" w:type="dxa"/>
+          </w:tcPr>
+          <w:p>
+            <w:pPr>
+              <w:ind w:left="0" w:firstLine="0"/>
+              <w:rPr>
+                <w:b/>
+                <w:bCs/>
+              </w:rPr>
+            </w:pPr>
+            <w:r>
+              <w:rPr>
+                <w:b/>
+                <w:bCs/>
+              </w:rPr>
+              <w:t>[1:0]</w:t>
+            </w:r>
+          </w:p>
+        </w:tc>
+      </w:tr>
+      <w:tr>
+        <w:tc>
+          <w:tcPr>
+            <w:tcW w:w="1704" w:type="dxa"/>
+          </w:tcPr>
+          <w:p>
+            <w:pPr>
+              <w:ind w:left="0" w:firstLine="0"/>
+            </w:pPr>
+            <w:r>
+              <w:t>R-type</w:t>
+            </w:r>
+          </w:p>
+        </w:tc>
+        <w:tc>
+          <w:tcPr>
+            <w:tcW w:w="1739" w:type="dxa"/>
+          </w:tcPr>
+          <w:p>
+            <w:pPr>
+              <w:ind w:left="0" w:firstLine="0"/>
+            </w:pPr>
+            <w:r>
+              <w:t>opcode</w:t>
+            </w:r>
+          </w:p>
+        </w:tc>
+        <w:tc>
+          <w:tcPr>
+            <w:tcW w:w="1738" w:type="dxa"/>
+          </w:tcPr>
+          <w:p>
+            <w:pPr>
+              <w:ind w:left="0" w:firstLine="0"/>
+            </w:pPr>
+            <w:proofErr w:type="spellStart"/>
+            <w:r>
+              <w:t>rd</w:t>
+            </w:r>
+            <w:proofErr w:type="spellEnd"/>
+          </w:p>
+        </w:tc>
+        <w:tc>
+          <w:tcPr>
+            <w:tcW w:w="1711" w:type="dxa"/>
+          </w:tcPr>
+          <w:p>
+            <w:pPr>
+              <w:ind w:left="0" w:firstLine="0"/>
+            </w:pPr>
+            <w:r>
+              <w:t>Rs</w:t>
+            </w:r>
+          </w:p>
+        </w:tc>
+        <w:tc>
+          <w:tcPr>
+            <w:tcW w:w="1738" w:type="dxa"/>
+          </w:tcPr>
+          <w:p>
+            <w:pPr>
+              <w:ind w:left="0" w:firstLine="0"/>
+            </w:pPr>
+            <w:r>
+              <w:t>unused</w:t>
+            </w:r>
+          </w:p>
+        </w:tc>
+      </w:tr>
+      <w:tr>
+        <w:tc>
+          <w:tcPr>
+            <w:tcW w:w="1704" w:type="dxa"/>
+          </w:tcPr>
+          <w:p>
+            <w:pPr>
+              <w:ind w:left="0" w:firstLine="0"/>
+            </w:pPr>
+            <w:r>
+              <w:t>I-type</w:t>
+            </w:r>
+          </w:p>
+        </w:tc>
+        <w:tc>
+          <w:tcPr>
+            <w:tcW w:w="1739" w:type="dxa"/>
+          </w:tcPr>
+          <w:p>
+            <w:pPr>
+              <w:ind w:left="0" w:firstLine="0"/>
+            </w:pPr>
+            <w:r>
+              <w:t>opcode</w:t>
+            </w:r>
+          </w:p>
+        </w:tc>
+        <w:tc>
+          <w:tcPr>
+            <w:tcW w:w="1738" w:type="dxa"/>
+          </w:tcPr>
+          <w:p>
+            <w:pPr>
+              <w:ind w:left="0" w:firstLine="0"/>
+            </w:pPr>
+            <w:proofErr w:type="spellStart"/>
+            <w:r>
+              <w:t>rd</w:t>
+            </w:r>
+            <w:proofErr w:type="spellEnd"/>
+          </w:p>
+        </w:tc>
+        <w:tc>
+          <w:tcPr>
+            <w:tcW w:w="1711" w:type="dxa"/>
+          </w:tcPr>
+          <w:p>
+            <w:pPr>
+              <w:ind w:left="0" w:firstLine="0"/>
+            </w:pPr>
+            <w:r>
+              <w:t>imm4 = [3:0]</w:t>
+            </w:r>
+          </w:p>
+        </w:tc>
+        <w:tc>
+          <w:tcPr>
+            <w:tcW w:w="1738" w:type="dxa"/>
+          </w:tcPr>
+          <w:p>
+            <w:pPr>
+              <w:ind w:left="0" w:firstLine="0"/>
+            </w:pPr>
+          </w:p>
+        </w:tc>
+      </w:tr>
+      <w:tr>
+        <w:tc>
+          <w:tcPr>
+            <w:tcW w:w="1704" w:type="dxa"/>
+          </w:tcPr>
+          <w:p>
+            <w:pPr>
+              <w:ind w:left="0" w:firstLine="0"/>
+            </w:pPr>
+            <w:r>
+              <w:t>Jump</w:t>
+            </w:r>
+          </w:p>
+        </w:tc>
+        <w:tc>
+          <w:tcPr>
+            <w:tcW w:w="1739" w:type="dxa"/>
+          </w:tcPr>
+          <w:p>
+            <w:pPr>
+              <w:ind w:left="0" w:firstLine="0"/>
+            </w:pPr>
+            <w:r>
+              <w:t>opcode</w:t>
+            </w:r>
+          </w:p>
+        </w:tc>
+        <w:tc>
+          <w:tcPr>
+            <w:tcW w:w="1738" w:type="dxa"/>
+          </w:tcPr>
+          <w:p>
+            <w:pPr>
+              <w:ind w:left="0" w:firstLine="0"/>
+            </w:pPr>
+            <w:r>
+              <w:t>unused</w:t>
+            </w:r>
+          </w:p>
+        </w:tc>
+        <w:tc>
+          <w:tcPr>
+            <w:tcW w:w="1711" w:type="dxa"/>
+          </w:tcPr>
+          <w:p>
+            <w:pPr>
+              <w:ind w:left="0" w:firstLine="0"/>
+            </w:pPr>
+            <w:r>
+              <w:t>target = [3:0]</w:t>
+            </w:r>
+          </w:p>
+        </w:tc>
+        <w:tc>
+          <w:tcPr>
+            <w:tcW w:w="1738" w:type="dxa"/>
+          </w:tcPr>
+          <w:p>
+            <w:pPr>
+              <w:ind w:left="0" w:firstLine="0"/>
+            </w:pPr>
+          </w:p>
+        </w:tc>
+      </w:tr>
+    </w:tbl>
+    <w:p/>
+    <w:p>
+      <w:pPr>
+        <w:rPr>
+          <w:b/>
+          <w:bCs/>
+        </w:rPr>
+      </w:pPr>
+      <w:r>
+        <w:rPr>
+          <w:b/>
+          <w:bCs/>
+        </w:rPr>
+        <w:lastRenderedPageBreak/>
+        <w:t>Instruction Set:</w:t>
+      </w:r>
+    </w:p>
+    <w:tbl>
+      <w:tblPr>
+        <w:tblStyle w:val="TableGrid"/>
+        <w:tblW w:type="auto" w:w="0"/>
+        <w:tblLayout w:type="fixed"/>
+        <w:tblLook w:firstColumn="1" w:firstRow="1" w:lastColumn="0" w:lastRow="0" w:noHBand="0" w:noVBand="1" w:val="04A0"/>
+        <w:tblInd w:w="720" w:type="dxa"/>
+      </w:tblPr>
+      <w:tblGrid>
+        <w:gridCol w:w="1000"/>
+        <w:gridCol w:w="1800"/>
+        <w:gridCol w:w="3900"/>
+        <w:gridCol w:w="1700"/>
+      </w:tblGrid>
+      <w:tr>
+        <w:tc>
+          <w:tcPr>
+            <w:tcW w:type="dxa" w:w="1000"/>
+          </w:tcPr>
+          <w:p>
+            <w:pPr>
+              <w:ind w:left="0" w:firstLine="0"/>
+              <w:spacing w:after="0" w:line="240" w:lineRule="auto"/>
+            </w:pPr>
+            <w:r>
+              <w:rPr>
+                <w:b/>
+                <w:sz w:val="20"/>
+              </w:rPr>
+              <w:t>Opcode</w:t>
+            </w:r>
+          </w:p>
+        </w:tc>
+        <w:tc>
+          <w:tcPr>
+            <w:tcW w:type="dxa" w:w="1800"/>
+          </w:tcPr>
+          <w:p>
+            <w:pPr>
+              <w:ind w:left="0" w:firstLine="0"/>
+              <w:spacing w:after="0" w:line="240" w:lineRule="auto"/>
+            </w:pPr>
+            <w:r>
+              <w:rPr>
+                <w:b/>
+                <w:sz w:val="20"/>
+              </w:rPr>
+              <w:t>Mnemonic</w:t>
+            </w:r>
+          </w:p>
+        </w:tc>
+        <w:tc>
+          <w:tcPr>
+            <w:tcW w:type="dxa" w:w="3900"/>
+          </w:tcPr>
+          <w:p>
+            <w:pPr>
+              <w:ind w:left="0" w:firstLine="0"/>
+              <w:spacing w:after="0" w:line="240" w:lineRule="auto"/>
+            </w:pPr>
+            <w:r>
+              <w:rPr>
+                <w:b/>
+                <w:sz w:val="20"/>
+              </w:rPr>
+              <w:t>Operation</w:t>
+            </w:r>
+          </w:p>
+        </w:tc>
+        <w:tc>
+          <w:tcPr>
+            <w:tcW w:type="dxa" w:w="1700"/>
+          </w:tcPr>
+          <w:p>
+            <w:pPr>
+              <w:ind w:left="0" w:firstLine="0"/>
+              <w:spacing w:after="0" w:line="240" w:lineRule="auto"/>
+            </w:pPr>
+            <w:r>
+              <w:rPr>
+                <w:b/>
+                <w:sz w:val="20"/>
+              </w:rPr>
+              <w:t>Flags updated</w:t>
+            </w:r>
+          </w:p>
+        </w:tc>
+      </w:tr>
+      <w:tr>
+        <w:tc>
+          <w:tcPr>
+            <w:tcW w:type="dxa" w:w="1000"/>
+          </w:tcPr>
+          <w:p>
+            <w:pPr>
+              <w:ind w:left="0" w:firstLine="0"/>
+              <w:spacing w:after="0" w:line="240" w:lineRule="auto"/>
+            </w:pPr>
+            <w:r>
+              <w:rPr>
+                <w:sz w:val="20"/>
+              </w:rPr>
+              <w:t>0000</w:t>
+            </w:r>
+          </w:p>
+        </w:tc>
+        <w:tc>
+          <w:tcPr>
+            <w:tcW w:type="dxa" w:w="1800"/>
+          </w:tcPr>
+          <w:p>
+            <w:pPr>
+              <w:ind w:left="0" w:firstLine="0"/>
+              <w:spacing w:after="0" w:line="240" w:lineRule="auto"/>
+            </w:pPr>
+            <w:r>
+              <w:rPr>
+                <w:sz w:val="20"/>
+              </w:rPr>
+              <w:t>NOP</w:t>
+            </w:r>
+          </w:p>
+        </w:tc>
+        <w:tc>
+          <w:tcPr>
+            <w:tcW w:type="dxa" w:w="3900"/>
+          </w:tcPr>
+          <w:p>
+            <w:pPr>
+              <w:ind w:left="0" w:firstLine="0"/>
+              <w:spacing w:after="0" w:line="240" w:lineRule="auto"/>
+            </w:pPr>
+            <w:r>
+              <w:rPr>
+                <w:sz w:val="20"/>
+              </w:rPr>
+              <w:t>No operation</w:t>
+            </w:r>
+          </w:p>
+        </w:tc>
+        <w:tc>
+          <w:tcPr>
+            <w:tcW w:type="dxa" w:w="1700"/>
+          </w:tcPr>
+          <w:p>
+            <w:pPr>
+              <w:ind w:left="0" w:firstLine="0"/>
+              <w:spacing w:after="0" w:line="240" w:lineRule="auto"/>
+            </w:pPr>
+            <w:r>
+              <w:rPr>
+                <w:sz w:val="20"/>
+              </w:rPr>
+              <w:t>none</w:t>
+            </w:r>
+          </w:p>
+        </w:tc>
+      </w:tr>
+      <w:tr>
+        <w:tc>
+          <w:tcPr>
+            <w:tcW w:type="dxa" w:w="1000"/>
+          </w:tcPr>
+          <w:p>
+            <w:pPr>
+              <w:ind w:left="0" w:firstLine="0"/>
+              <w:spacing w:after="0" w:line="240" w:lineRule="auto"/>
+            </w:pPr>
+            <w:r>
+              <w:rPr>
+                <w:sz w:val="20"/>
+              </w:rPr>
+              <w:t>0001</w:t>
+            </w:r>
+          </w:p>
+        </w:tc>
+        <w:tc>
+          <w:tcPr>
+            <w:tcW w:type="dxa" w:w="1800"/>
+          </w:tcPr>
+          <w:p>
+            <w:pPr>
+              <w:ind w:left="0" w:firstLine="0"/>
+              <w:spacing w:after="0" w:line="240" w:lineRule="auto"/>
+            </w:pPr>
+            <w:r>
+              <w:rPr>
+                <w:sz w:val="20"/>
+              </w:rPr>
+              <w:t>LDI rd, imm4</w:t>
+            </w:r>
+          </w:p>
+        </w:tc>
+        <w:tc>
+          <w:tcPr>
+            <w:tcW w:type="dxa" w:w="3900"/>
+          </w:tcPr>
+          <w:p>
+            <w:pPr>
+              <w:ind w:left="0" w:firstLine="0"/>
+              <w:spacing w:after="0" w:line="240" w:lineRule="auto"/>
+            </w:pPr>
+            <w:r>
+              <w:rPr>
+                <w:sz w:val="20"/>
+              </w:rPr>
+              <w:t>rd ← imm4</w:t>
+            </w:r>
+          </w:p>
+        </w:tc>
+        <w:tc>
+          <w:tcPr>
+            <w:tcW w:type="dxa" w:w="1700"/>
+          </w:tcPr>
+          <w:p>
+            <w:pPr>
+              <w:ind w:left="0" w:firstLine="0"/>
+              <w:spacing w:after="0" w:line="240" w:lineRule="auto"/>
+            </w:pPr>
+            <w:r>
+              <w:rPr>
+                <w:sz w:val="20"/>
+              </w:rPr>
+              <w:t>none</w:t>
+            </w:r>
+          </w:p>
+        </w:tc>
+      </w:tr>
+      <w:tr>
+        <w:tc>
+          <w:tcPr>
+            <w:tcW w:type="dxa" w:w="1000"/>
+          </w:tcPr>
+          <w:p>
+            <w:pPr>
+              <w:ind w:left="0" w:firstLine="0"/>
+              <w:spacing w:after="0" w:line="240" w:lineRule="auto"/>
+            </w:pPr>
+            <w:r>
+              <w:rPr>
+                <w:sz w:val="20"/>
+              </w:rPr>
+              <w:t>0010</w:t>
+            </w:r>
+          </w:p>
+        </w:tc>
+        <w:tc>
+          <w:tcPr>
+            <w:tcW w:type="dxa" w:w="1800"/>
+          </w:tcPr>
+          <w:p>
+            <w:pPr>
+              <w:ind w:left="0" w:firstLine="0"/>
+              <w:spacing w:after="0" w:line="240" w:lineRule="auto"/>
+            </w:pPr>
+            <w:r>
+              <w:rPr>
+                <w:sz w:val="20"/>
+              </w:rPr>
+              <w:t>MOV rd, rs</w:t>
+            </w:r>
+          </w:p>
+        </w:tc>
+        <w:tc>
+          <w:tcPr>
+            <w:tcW w:type="dxa" w:w="3900"/>
+          </w:tcPr>
+          <w:p>
+            <w:pPr>
+              <w:ind w:left="0" w:firstLine="0"/>
+              <w:spacing w:after="0" w:line="240" w:lineRule="auto"/>
+            </w:pPr>
+            <w:r>
+              <w:rPr>
+                <w:sz w:val="20"/>
+              </w:rPr>
+              <w:t>rd ← rs</w:t>
+            </w:r>
+          </w:p>
+        </w:tc>
+        <w:tc>
+          <w:tcPr>
+            <w:tcW w:type="dxa" w:w="1700"/>
+          </w:tcPr>
+          <w:p>
+            <w:pPr>
+              <w:ind w:left="0" w:firstLine="0"/>
+              <w:spacing w:after="0" w:line="240" w:lineRule="auto"/>
+            </w:pPr>
+            <w:r>
+              <w:rPr>
+                <w:sz w:val="20"/>
+              </w:rPr>
+              <w:t>none</w:t>
+            </w:r>
+          </w:p>
+        </w:tc>
+      </w:tr>
+      <w:tr>
+        <w:tc>
+          <w:tcPr>
+            <w:tcW w:type="dxa" w:w="1000"/>
+          </w:tcPr>
+          <w:p>
+            <w:pPr>
+              <w:ind w:left="0" w:firstLine="0"/>
+              <w:spacing w:after="0" w:line="240" w:lineRule="auto"/>
+            </w:pPr>
+            <w:r>
+              <w:rPr>
+                <w:sz w:val="20"/>
+              </w:rPr>
+              <w:t>0011</w:t>
+            </w:r>
+          </w:p>
+        </w:tc>
+        <w:tc>
+          <w:tcPr>
+            <w:tcW w:type="dxa" w:w="1800"/>
+          </w:tcPr>
+          <w:p>
+            <w:pPr>
+              <w:ind w:left="0" w:firstLine="0"/>
+              <w:spacing w:after="0" w:line="240" w:lineRule="auto"/>
+            </w:pPr>
+            <w:r>
+              <w:rPr>
+                <w:sz w:val="20"/>
+              </w:rPr>
+              <w:t>ADD rd, rs</w:t>
+            </w:r>
+          </w:p>
+        </w:tc>
+        <w:tc>
+          <w:tcPr>
+            <w:tcW w:type="dxa" w:w="3900"/>
+          </w:tcPr>
+          <w:p>
+            <w:pPr>
+              <w:ind w:left="0" w:firstLine="0"/>
+              <w:spacing w:after="0" w:line="240" w:lineRule="auto"/>
+            </w:pPr>
+            <w:r>
+              <w:rPr>
+                <w:sz w:val="20"/>
+              </w:rPr>
+              <w:t>rd ← rd + rs</w:t>
+            </w:r>
+          </w:p>
+        </w:tc>
+        <w:tc>
+          <w:tcPr>
+            <w:tcW w:type="dxa" w:w="1700"/>
+          </w:tcPr>
+          <w:p>
+            <w:pPr>
+              <w:ind w:left="0" w:firstLine="0"/>
+              <w:spacing w:after="0" w:line="240" w:lineRule="auto"/>
+            </w:pPr>
+            <w:r>
+              <w:rPr>
+                <w:sz w:val="20"/>
+              </w:rPr>
+              <w:t>Z, C, N</w:t>
+            </w:r>
+          </w:p>
+        </w:tc>
+      </w:tr>
+      <w:tr>
+        <w:tc>
+          <w:tcPr>
+            <w:tcW w:type="dxa" w:w="1000"/>
+          </w:tcPr>
+          <w:p>
+            <w:pPr>
+              <w:ind w:left="0" w:firstLine="0"/>
+              <w:spacing w:after="0" w:line="240" w:lineRule="auto"/>
+            </w:pPr>
+            <w:r>
+              <w:rPr>
+                <w:sz w:val="20"/>
+              </w:rPr>
+              <w:t>0100</w:t>
+            </w:r>
+          </w:p>
+        </w:tc>
+        <w:tc>
+          <w:tcPr>
+            <w:tcW w:type="dxa" w:w="1800"/>
+          </w:tcPr>
+          <w:p>
+            <w:pPr>
+              <w:ind w:left="0" w:firstLine="0"/>
+              <w:spacing w:after="0" w:line="240" w:lineRule="auto"/>
+            </w:pPr>
+            <w:r>
+              <w:rPr>
+                <w:sz w:val="20"/>
+              </w:rPr>
+              <w:t>SUB rd, rs</w:t>
+            </w:r>
+          </w:p>
+        </w:tc>
+        <w:tc>
+          <w:tcPr>
+            <w:tcW w:type="dxa" w:w="3900"/>
+          </w:tcPr>
+          <w:p>
+            <w:pPr>
+              <w:ind w:left="0" w:firstLine="0"/>
+              <w:spacing w:after="0" w:line="240" w:lineRule="auto"/>
+            </w:pPr>
+            <w:r>
+              <w:rPr>
+                <w:sz w:val="20"/>
+              </w:rPr>
+              <w:t>rd ← rd − rs (computed as rd + ~rs + 1)</w:t>
+            </w:r>
+          </w:p>
+        </w:tc>
+        <w:tc>
+          <w:tcPr>
+            <w:tcW w:type="dxa" w:w="1700"/>
+          </w:tcPr>
+          <w:p>
+            <w:pPr>
+              <w:ind w:left="0" w:firstLine="0"/>
+              <w:spacing w:after="0" w:line="240" w:lineRule="auto"/>
+            </w:pPr>
+            <w:r>
+              <w:rPr>
+                <w:sz w:val="20"/>
+              </w:rPr>
+              <w:t>Z, C, N</w:t>
+            </w:r>
+          </w:p>
+        </w:tc>
+      </w:tr>
+      <w:tr>
+        <w:tc>
+          <w:tcPr>
+            <w:tcW w:type="dxa" w:w="1000"/>
+          </w:tcPr>
+          <w:p>
+            <w:pPr>
+              <w:ind w:left="0" w:firstLine="0"/>
+              <w:spacing w:after="0" w:line="240" w:lineRule="auto"/>
+            </w:pPr>
+            <w:r>
+              <w:rPr>
+                <w:sz w:val="20"/>
+              </w:rPr>
+              <w:t>0101</w:t>
+            </w:r>
+          </w:p>
+        </w:tc>
+        <w:tc>
+          <w:tcPr>
+            <w:tcW w:type="dxa" w:w="1800"/>
+          </w:tcPr>
+          <w:p>
+            <w:pPr>
+              <w:ind w:left="0" w:firstLine="0"/>
+              <w:spacing w:after="0" w:line="240" w:lineRule="auto"/>
+            </w:pPr>
+            <w:r>
+              <w:rPr>
+                <w:sz w:val="20"/>
+              </w:rPr>
+              <w:t>AND rd, rs</w:t>
+            </w:r>
+          </w:p>
+        </w:tc>
+        <w:tc>
+          <w:tcPr>
+            <w:tcW w:type="dxa" w:w="3900"/>
+          </w:tcPr>
+          <w:p>
+            <w:pPr>
+              <w:ind w:left="0" w:firstLine="0"/>
+              <w:spacing w:after="0" w:line="240" w:lineRule="auto"/>
+            </w:pPr>
+            <w:r>
+              <w:rPr>
+                <w:sz w:val="20"/>
+              </w:rPr>
+              <w:t>rd ← rd &amp; rs</w:t>
+            </w:r>
+          </w:p>
+        </w:tc>
+        <w:tc>
+          <w:tcPr>
+            <w:tcW w:type="dxa" w:w="1700"/>
+          </w:tcPr>
+          <w:p>
+            <w:pPr>
+              <w:ind w:left="0" w:firstLine="0"/>
+              <w:spacing w:after="0" w:line="240" w:lineRule="auto"/>
+            </w:pPr>
+            <w:r>
+              <w:rPr>
+                <w:sz w:val="20"/>
+              </w:rPr>
+              <w:t>Z, N</w:t>
+            </w:r>
+          </w:p>
+        </w:tc>
+      </w:tr>
+      <w:tr>
+        <w:tc>
+          <w:tcPr>
+            <w:tcW w:type="dxa" w:w="1000"/>
+          </w:tcPr>
+          <w:p>
+            <w:pPr>
+              <w:ind w:left="0" w:firstLine="0"/>
+              <w:spacing w:after="0" w:line="240" w:lineRule="auto"/>
+            </w:pPr>
+            <w:r>
+              <w:rPr>
+                <w:sz w:val="20"/>
+              </w:rPr>
+              <w:t>0110</w:t>
+            </w:r>
+          </w:p>
+        </w:tc>
+        <w:tc>
+          <w:tcPr>
+            <w:tcW w:type="dxa" w:w="1800"/>
+          </w:tcPr>
+          <w:p>
+            <w:pPr>
+              <w:ind w:left="0" w:firstLine="0"/>
+              <w:spacing w:after="0" w:line="240" w:lineRule="auto"/>
+            </w:pPr>
+            <w:r>
+              <w:rPr>
+                <w:sz w:val="20"/>
+              </w:rPr>
+              <w:t>OR rd, rs</w:t>
+            </w:r>
+          </w:p>
+        </w:tc>
+        <w:tc>
+          <w:tcPr>
+            <w:tcW w:type="dxa" w:w="3900"/>
+          </w:tcPr>
+          <w:p>
+            <w:pPr>
+              <w:ind w:left="0" w:firstLine="0"/>
+              <w:spacing w:after="0" w:line="240" w:lineRule="auto"/>
+            </w:pPr>
+            <w:r>
+              <w:rPr>
+                <w:sz w:val="20"/>
+              </w:rPr>
+              <w:t>rd ← rd | rs</w:t>
+            </w:r>
+          </w:p>
+        </w:tc>
+        <w:tc>
+          <w:tcPr>
+            <w:tcW w:type="dxa" w:w="1700"/>
+          </w:tcPr>
+          <w:p>
+            <w:pPr>
+              <w:ind w:left="0" w:firstLine="0"/>
+              <w:spacing w:after="0" w:line="240" w:lineRule="auto"/>
+            </w:pPr>
+            <w:r>
+              <w:rPr>
+                <w:sz w:val="20"/>
+              </w:rPr>
+              <w:t>Z, N</w:t>
+            </w:r>
+          </w:p>
+        </w:tc>
+      </w:tr>
+      <w:tr>
+        <w:tc>
+          <w:tcPr>
+            <w:tcW w:type="dxa" w:w="1000"/>
+          </w:tcPr>
+          <w:p>
+            <w:pPr>
+              <w:ind w:left="0" w:firstLine="0"/>
+              <w:spacing w:after="0" w:line="240" w:lineRule="auto"/>
+            </w:pPr>
+            <w:r>
+              <w:rPr>
+                <w:sz w:val="20"/>
+              </w:rPr>
+              <w:t>0111</w:t>
+            </w:r>
+          </w:p>
+        </w:tc>
+        <w:tc>
+          <w:tcPr>
+            <w:tcW w:type="dxa" w:w="1800"/>
+          </w:tcPr>
+          <w:p>
+            <w:pPr>
+              <w:ind w:left="0" w:firstLine="0"/>
+              <w:spacing w:after="0" w:line="240" w:lineRule="auto"/>
+            </w:pPr>
+            <w:r>
+              <w:rPr>
+                <w:sz w:val="20"/>
+              </w:rPr>
+              <w:t>XOR rd, rs</w:t>
+            </w:r>
+          </w:p>
+        </w:tc>
+        <w:tc>
+          <w:tcPr>
+            <w:tcW w:type="dxa" w:w="3900"/>
+          </w:tcPr>
+          <w:p>
+            <w:pPr>
+              <w:ind w:left="0" w:firstLine="0"/>
+              <w:spacing w:after="0" w:line="240" w:lineRule="auto"/>
+            </w:pPr>
+            <w:r>
+              <w:rPr>
+                <w:sz w:val="20"/>
+              </w:rPr>
+              <w:t>rd ← rd ^ rs</w:t>
+            </w:r>
+          </w:p>
+        </w:tc>
+        <w:tc>
+          <w:tcPr>
+            <w:tcW w:type="dxa" w:w="1700"/>
+          </w:tcPr>
+          <w:p>
+            <w:pPr>
+              <w:ind w:left="0" w:firstLine="0"/>
+              <w:spacing w:after="0" w:line="240" w:lineRule="auto"/>
+            </w:pPr>
+            <w:r>
+              <w:rPr>
+                <w:sz w:val="20"/>
+              </w:rPr>
+              <w:t>Z, N</w:t>
+            </w:r>
+          </w:p>
+        </w:tc>
+      </w:tr>
+      <w:tr>
+        <w:tc>
+          <w:tcPr>
+            <w:tcW w:type="dxa" w:w="1000"/>
+          </w:tcPr>
+          <w:p>
+            <w:pPr>
+              <w:ind w:left="0" w:firstLine="0"/>
+              <w:spacing w:after="0" w:line="240" w:lineRule="auto"/>
+            </w:pPr>
+            <w:r>
+              <w:rPr>
+                <w:sz w:val="20"/>
+              </w:rPr>
+              <w:t>1000</w:t>
+            </w:r>
+          </w:p>
+        </w:tc>
+        <w:tc>
+          <w:tcPr>
+            <w:tcW w:type="dxa" w:w="1800"/>
+          </w:tcPr>
+          <w:p>
+            <w:pPr>
+              <w:ind w:left="0" w:firstLine="0"/>
+              <w:spacing w:after="0" w:line="240" w:lineRule="auto"/>
+            </w:pPr>
+            <w:r>
+              <w:rPr>
+                <w:sz w:val="20"/>
+              </w:rPr>
+              <w:t>NOT rd, rs</w:t>
+            </w:r>
+          </w:p>
+        </w:tc>
+        <w:tc>
+          <w:tcPr>
+            <w:tcW w:type="dxa" w:w="3900"/>
+          </w:tcPr>
+          <w:p>
+            <w:pPr>
+              <w:ind w:left="0" w:firstLine="0"/>
+              <w:spacing w:after="0" w:line="240" w:lineRule="auto"/>
+            </w:pPr>
+            <w:r>
+              <w:rPr>
+                <w:sz w:val="20"/>
+              </w:rPr>
+              <w:t>rd ← ~rs</w:t>
+            </w:r>
+          </w:p>
+        </w:tc>
+        <w:tc>
+          <w:tcPr>
+            <w:tcW w:type="dxa" w:w="1700"/>
+          </w:tcPr>
+          <w:p>
+            <w:pPr>
+              <w:ind w:left="0" w:firstLine="0"/>
+              <w:spacing w:after="0" w:line="240" w:lineRule="auto"/>
+            </w:pPr>
+            <w:r>
+              <w:rPr>
+                <w:sz w:val="20"/>
+              </w:rPr>
+              <w:t>Z, N</w:t>
+            </w:r>
+          </w:p>
+        </w:tc>
+      </w:tr>
+      <w:tr>
+        <w:tc>
+          <w:tcPr>
+            <w:tcW w:type="dxa" w:w="1000"/>
+          </w:tcPr>
+          <w:p>
+            <w:pPr>
+              <w:ind w:left="0" w:firstLine="0"/>
+              <w:spacing w:after="0" w:line="240" w:lineRule="auto"/>
+            </w:pPr>
+            <w:r>
+              <w:rPr>
+                <w:sz w:val="20"/>
+              </w:rPr>
+              <w:t>1001</w:t>
+            </w:r>
+          </w:p>
+        </w:tc>
+        <w:tc>
+          <w:tcPr>
+            <w:tcW w:type="dxa" w:w="1800"/>
+          </w:tcPr>
+          <w:p>
+            <w:pPr>
+              <w:ind w:left="0" w:firstLine="0"/>
+              <w:spacing w:after="0" w:line="240" w:lineRule="auto"/>
+            </w:pPr>
+            <w:r>
+              <w:rPr>
+                <w:sz w:val="20"/>
+              </w:rPr>
+              <w:t>SHL rd</w:t>
+            </w:r>
+          </w:p>
+        </w:tc>
+        <w:tc>
+          <w:tcPr>
+            <w:tcW w:type="dxa" w:w="3900"/>
+          </w:tcPr>
+          <w:p>
+            <w:pPr>
+              <w:ind w:left="0" w:firstLine="0"/>
+              <w:spacing w:after="0" w:line="240" w:lineRule="auto"/>
+            </w:pPr>
+            <w:r>
+              <w:rPr>
+                <w:sz w:val="20"/>
+              </w:rPr>
+              <w:t>rd ← rd &lt;&lt; 1 (C = old bit 3)</w:t>
+            </w:r>
+          </w:p>
+        </w:tc>
+        <w:tc>
+          <w:tcPr>
+            <w:tcW w:type="dxa" w:w="1700"/>
+          </w:tcPr>
+          <w:p>
+            <w:pPr>
+              <w:ind w:left="0" w:firstLine="0"/>
+              <w:spacing w:after="0" w:line="240" w:lineRule="auto"/>
+            </w:pPr>
+            <w:r>
+              <w:rPr>
+                <w:sz w:val="20"/>
+              </w:rPr>
+              <w:t>Z, C, N</w:t>
+            </w:r>
+          </w:p>
+        </w:tc>
+      </w:tr>
+      <w:tr>
+        <w:tc>
+          <w:tcPr>
+            <w:tcW w:type="dxa" w:w="1000"/>
+          </w:tcPr>
+          <w:p>
+            <w:pPr>
+              <w:ind w:left="0" w:firstLine="0"/>
+              <w:spacing w:after="0" w:line="240" w:lineRule="auto"/>
+            </w:pPr>
+            <w:r>
+              <w:rPr>
+                <w:sz w:val="20"/>
+              </w:rPr>
+              <w:t>1010</w:t>
+            </w:r>
+          </w:p>
+        </w:tc>
+        <w:tc>
+          <w:tcPr>
+            <w:tcW w:type="dxa" w:w="1800"/>
+          </w:tcPr>
+          <w:p>
+            <w:pPr>
+              <w:ind w:left="0" w:firstLine="0"/>
+              <w:spacing w:after="0" w:line="240" w:lineRule="auto"/>
+            </w:pPr>
+            <w:r>
+              <w:rPr>
+                <w:sz w:val="20"/>
+              </w:rPr>
+              <w:t>SHR rd</w:t>
+            </w:r>
+          </w:p>
+        </w:tc>
+        <w:tc>
+          <w:tcPr>
+            <w:tcW w:type="dxa" w:w="3900"/>
+          </w:tcPr>
+          <w:p>
+            <w:pPr>
+              <w:ind w:left="0" w:firstLine="0"/>
+              <w:spacing w:after="0" w:line="240" w:lineRule="auto"/>
+            </w:pPr>
+            <w:r>
+              <w:rPr>
+                <w:sz w:val="20"/>
+              </w:rPr>
+              <w:t>rd ← rd &gt;&gt; 1, logical (C = old bit 0)</w:t>
+            </w:r>
+          </w:p>
+        </w:tc>
+        <w:tc>
+          <w:tcPr>
+            <w:tcW w:type="dxa" w:w="1700"/>
+          </w:tcPr>
+          <w:p>
+            <w:pPr>
+              <w:ind w:left="0" w:firstLine="0"/>
+              <w:spacing w:after="0" w:line="240" w:lineRule="auto"/>
+            </w:pPr>
+            <w:r>
+              <w:rPr>
+                <w:sz w:val="20"/>
+              </w:rPr>
+              <w:t>Z, C, N</w:t>
+            </w:r>
+          </w:p>
+        </w:tc>
+      </w:tr>
+      <w:tr>
+        <w:tc>
+          <w:tcPr>
+            <w:tcW w:type="dxa" w:w="1000"/>
+          </w:tcPr>
+          <w:p>
+            <w:pPr>
+              <w:ind w:left="0" w:firstLine="0"/>
+              <w:spacing w:after="0" w:line="240" w:lineRule="auto"/>
+            </w:pPr>
+            <w:r>
+              <w:rPr>
+                <w:sz w:val="20"/>
+              </w:rPr>
+              <w:t>1011</w:t>
+            </w:r>
+          </w:p>
+        </w:tc>
+        <w:tc>
+          <w:tcPr>
+            <w:tcW w:type="dxa" w:w="1800"/>
+          </w:tcPr>
+          <w:p>
+            <w:pPr>
+              <w:ind w:left="0" w:firstLine="0"/>
+              <w:spacing w:after="0" w:line="240" w:lineRule="auto"/>
+            </w:pPr>
+            <w:r>
+              <w:rPr>
+                <w:sz w:val="20"/>
+              </w:rPr>
+              <w:t>CMP rd, rs</w:t>
+            </w:r>
+          </w:p>
+        </w:tc>
+        <w:tc>
+          <w:tcPr>
+            <w:tcW w:type="dxa" w:w="3900"/>
+          </w:tcPr>
+          <w:p>
+            <w:pPr>
+              <w:ind w:left="0" w:firstLine="0"/>
+              <w:spacing w:after="0" w:line="240" w:lineRule="auto"/>
+            </w:pPr>
+            <w:r>
+              <w:rPr>
+                <w:sz w:val="20"/>
+              </w:rPr>
+              <w:t>Computes rd − rs, no writeback</w:t>
+            </w:r>
+          </w:p>
+        </w:tc>
+        <w:tc>
+          <w:tcPr>
+            <w:tcW w:type="dxa" w:w="1700"/>
+          </w:tcPr>
+          <w:p>
+            <w:pPr>
+              <w:ind w:left="0" w:firstLine="0"/>
+              <w:spacing w:after="0" w:line="240" w:lineRule="auto"/>
+            </w:pPr>
+            <w:r>
+              <w:rPr>
+                <w:sz w:val="20"/>
+              </w:rPr>
+              <w:t>Z, C, N</w:t>
+            </w:r>
+          </w:p>
+        </w:tc>
+      </w:tr>
+      <w:tr>
+        <w:tc>
+          <w:tcPr>
+            <w:tcW w:type="dxa" w:w="1000"/>
+          </w:tcPr>
+          <w:p>
+            <w:pPr>
+              <w:ind w:left="0" w:firstLine="0"/>
+              <w:spacing w:after="0" w:line="240" w:lineRule="auto"/>
+            </w:pPr>
+            <w:r>
+              <w:rPr>
+                <w:sz w:val="20"/>
+              </w:rPr>
+              <w:t>1100</w:t>
+            </w:r>
+          </w:p>
+        </w:tc>
+        <w:tc>
+          <w:tcPr>
+            <w:tcW w:type="dxa" w:w="1800"/>
+          </w:tcPr>
+          <w:p>
+            <w:pPr>
+              <w:ind w:left="0" w:firstLine="0"/>
+              <w:spacing w:after="0" w:line="240" w:lineRule="auto"/>
+            </w:pPr>
+            <w:r>
+              <w:rPr>
+                <w:sz w:val="20"/>
+              </w:rPr>
+              <w:t>JMP target</w:t>
+            </w:r>
+          </w:p>
+        </w:tc>
+        <w:tc>
+          <w:tcPr>
+            <w:tcW w:type="dxa" w:w="3900"/>
+          </w:tcPr>
+          <w:p>
+            <w:pPr>
+              <w:ind w:left="0" w:firstLine="0"/>
+              <w:spacing w:after="0" w:line="240" w:lineRule="auto"/>
+            </w:pPr>
+            <w:r>
+              <w:rPr>
+                <w:sz w:val="20"/>
+              </w:rPr>
+              <w:t>PC ← target</w:t>
+            </w:r>
+          </w:p>
+        </w:tc>
+        <w:tc>
+          <w:tcPr>
+            <w:tcW w:type="dxa" w:w="1700"/>
+          </w:tcPr>
+          <w:p>
+            <w:pPr>
+              <w:ind w:left="0" w:firstLine="0"/>
+              <w:spacing w:after="0" w:line="240" w:lineRule="auto"/>
+            </w:pPr>
+            <w:r>
+              <w:rPr>
+                <w:sz w:val="20"/>
+              </w:rPr>
+              <w:t>none</w:t>
+            </w:r>
+          </w:p>
+        </w:tc>
+      </w:tr>
+      <w:tr>
+        <w:tc>
+          <w:tcPr>
+            <w:tcW w:type="dxa" w:w="1000"/>
+          </w:tcPr>
+          <w:p>
+            <w:pPr>
+              <w:ind w:left="0" w:firstLine="0"/>
+              <w:spacing w:after="0" w:line="240" w:lineRule="auto"/>
+            </w:pPr>
+            <w:r>
+              <w:rPr>
+                <w:sz w:val="20"/>
+              </w:rPr>
+              <w:t>1101</w:t>
+            </w:r>
+          </w:p>
+        </w:tc>
+        <w:tc>
+          <w:tcPr>
+            <w:tcW w:type="dxa" w:w="1800"/>
+          </w:tcPr>
+          <w:p>
+            <w:pPr>
+              <w:ind w:left="0" w:firstLine="0"/>
+              <w:spacing w:after="0" w:line="240" w:lineRule="auto"/>
+            </w:pPr>
+            <w:r>
+              <w:rPr>
+                <w:sz w:val="20"/>
+              </w:rPr>
+              <w:t>BZ target</w:t>
+            </w:r>
+          </w:p>
+        </w:tc>
+        <w:tc>
+          <w:tcPr>
+            <w:tcW w:type="dxa" w:w="3900"/>
+          </w:tcPr>
+          <w:p>
+            <w:pPr>
+              <w:ind w:left="0" w:firstLine="0"/>
+              <w:spacing w:after="0" w:line="240" w:lineRule="auto"/>
+            </w:pPr>
+            <w:r>
+              <w:rPr>
+                <w:sz w:val="20"/>
+              </w:rPr>
+              <w:t>if Z = 1, PC ← target</w:t>
+            </w:r>
+          </w:p>
+        </w:tc>
+        <w:tc>
+          <w:tcPr>
+            <w:tcW w:type="dxa" w:w="1700"/>
+          </w:tcPr>
+          <w:p>
+            <w:pPr>
+              <w:ind w:left="0" w:firstLine="0"/>
+              <w:spacing w:after="0" w:line="240" w:lineRule="auto"/>
+            </w:pPr>
+            <w:r>
+              <w:rPr>
+                <w:sz w:val="20"/>
+              </w:rPr>
+              <w:t>none</w:t>
+            </w:r>
+          </w:p>
+        </w:tc>
+      </w:tr>
+      <w:tr>
+        <w:tc>
+          <w:tcPr>
+            <w:tcW w:type="dxa" w:w="1000"/>
+          </w:tcPr>
+          <w:p>
+            <w:pPr>
+              <w:ind w:left="0" w:firstLine="0"/>
+              <w:spacing w:after="0" w:line="240" w:lineRule="auto"/>
+            </w:pPr>
+            <w:r>
+              <w:rPr>
+                <w:sz w:val="20"/>
+              </w:rPr>
+              <w:t>1110</w:t>
+            </w:r>
+          </w:p>
+        </w:tc>
+        <w:tc>
+          <w:tcPr>
+            <w:tcW w:type="dxa" w:w="1800"/>
+          </w:tcPr>
+          <w:p>
+            <w:pPr>
+              <w:ind w:left="0" w:firstLine="0"/>
+              <w:spacing w:after="0" w:line="240" w:lineRule="auto"/>
+            </w:pPr>
+            <w:r>
+              <w:rPr>
+                <w:sz w:val="20"/>
+              </w:rPr>
+              <w:t>BNZ target</w:t>
+            </w:r>
+          </w:p>
+        </w:tc>
+        <w:tc>
+          <w:tcPr>
+            <w:tcW w:type="dxa" w:w="3900"/>
+          </w:tcPr>
+          <w:p>
+            <w:pPr>
+              <w:ind w:left="0" w:firstLine="0"/>
+              <w:spacing w:after="0" w:line="240" w:lineRule="auto"/>
+            </w:pPr>
+            <w:r>
+              <w:rPr>
+                <w:sz w:val="20"/>
+              </w:rPr>
+              <w:t>if Z = 0, PC ← target</w:t>
+            </w:r>
+          </w:p>
+        </w:tc>
+        <w:tc>
+          <w:tcPr>
+            <w:tcW w:type="dxa" w:w="1700"/>
+          </w:tcPr>
+          <w:p>
+            <w:pPr>
+              <w:ind w:left="0" w:firstLine="0"/>
+              <w:spacing w:after="0" w:line="240" w:lineRule="auto"/>
+            </w:pPr>
+            <w:r>
+              <w:rPr>
+                <w:sz w:val="20"/>
+              </w:rPr>
+              <w:t>none</w:t>
+            </w:r>
+          </w:p>
+        </w:tc>
+      </w:tr>
+      <w:tr>
+        <w:tc>
+          <w:tcPr>
+            <w:tcW w:type="dxa" w:w="1000"/>
+          </w:tcPr>
+          <w:p>
+            <w:pPr>
+              <w:ind w:left="0" w:firstLine="0"/>
+              <w:spacing w:after="0" w:line="240" w:lineRule="auto"/>
+            </w:pPr>
+            <w:r>
+              <w:rPr>
+                <w:sz w:val="20"/>
+              </w:rPr>
+              <w:t>1111</w:t>
+            </w:r>
+          </w:p>
+        </w:tc>
+        <w:tc>
+          <w:tcPr>
+            <w:tcW w:type="dxa" w:w="1800"/>
+          </w:tcPr>
+          <w:p>
+            <w:pPr>
+              <w:ind w:left="0" w:firstLine="0"/>
+              <w:spacing w:after="0" w:line="240" w:lineRule="auto"/>
+            </w:pPr>
+            <w:r>
+              <w:rPr>
+                <w:sz w:val="20"/>
+              </w:rPr>
+              <w:t>HLT</w:t>
+            </w:r>
+          </w:p>
+        </w:tc>
+        <w:tc>
+          <w:tcPr>
+            <w:tcW w:type="dxa" w:w="3900"/>
+          </w:tcPr>
+          <w:p>
+            <w:pPr>
+              <w:ind w:left="0" w:firstLine="0"/>
+              <w:spacing w:after="0" w:line="240" w:lineRule="auto"/>
+            </w:pPr>
+            <w:r>
+              <w:rPr>
+                <w:sz w:val="20"/>
+              </w:rPr>
+              <w:t>Stop in the HALT state until reset</w:t>
+            </w:r>
+          </w:p>
+        </w:tc>
+        <w:tc>
+          <w:tcPr>
+            <w:tcW w:type="dxa" w:w="1700"/>
+          </w:tcPr>
+          <w:p>
+            <w:pPr>
+              <w:ind w:left="0" w:firstLine="0"/>
+              <w:spacing w:after="0" w:line="240" w:lineRule="auto"/>
+            </w:pPr>
+            <w:r>
+              <w:rPr>
+                <w:sz w:val="20"/>
+              </w:rPr>
+              <w:t>none</w:t>
+            </w:r>
+          </w:p>
+        </w:tc>
+      </w:tr>
+    </w:tbl>
+    <w:p>
+      <w:pPr>
+        <w:ind w:left="0" w:firstLine="0" w:hanging="0"/>
+        <w:spacing w:after="120" w:line="259" w:lineRule="auto"/>
+      </w:pPr>
+    </w:p>
+    <w:p>
+      <w:pPr>
+        <w:ind w:left="0" w:firstLine="0" w:hanging="0"/>
+        <w:spacing w:after="120" w:line="259" w:lineRule="auto"/>
+      </w:pPr>
+      <w:r>
+        <w:rPr>
+          <w:b/>
+        </w:rPr>
+        <w:t xml:space="preserve">Architecture: </w:t>
+      </w:r>
+      <w:r>
+        <w:rPr>
+          <w:b w:val="0"/>
+        </w:rPr>
+        <w:t>4-bit data path; four general registers R0–R3 (2-bit address); a 4-bit program counter (PC); a 16-entry × 10-bit instruction ROM initialized at synthesis; no data memory. On reset the PC, registers, and flags are 0 and the FSM is in FETCH.</w:t>
+      </w:r>
+    </w:p>
+    <w:p>
+      <w:pPr>
+        <w:ind w:left="0" w:firstLine="0" w:hanging="0"/>
+        <w:spacing w:after="120" w:line="259" w:lineRule="auto"/>
+      </w:pPr>
+      <w:r>
+        <w:rPr>
+          <w:b/>
+        </w:rPr>
+        <w:t xml:space="preserve">Flags: </w:t>
+      </w:r>
+      <w:r>
+        <w:rPr>
+          <w:b w:val="0"/>
+        </w:rPr>
+        <w:t>Z = result is zero. N = bit 3 of the result. C = carry out of the 4-bit adder; for SUB and CMP, C = 1 means no borrow (rd ≥ rs, unsigned). SHL/SHR place the bit shifted out in C.</w:t>
+      </w:r>
+    </w:p>
+    <w:p>
+      <w:pPr>
+        <w:ind w:left="0" w:firstLine="0" w:hanging="0"/>
+        <w:spacing w:after="120" w:line="259" w:lineRule="auto"/>
+      </w:pPr>
+      <w:r>
+        <w:rPr>
+          <w:b/>
+        </w:rPr>
+        <w:t>Control FSM (4 states):</w:t>
+      </w:r>
+    </w:p>
+    <w:p>
+      <w:pPr>
+        <w:numPr>
+          <w:ilvl w:val="0"/>
+          <w:numId w:val="1"/>
+        </w:numPr>
+        <w:spacing w:after="60" w:line="259" w:lineRule="auto"/>
+      </w:pPr>
+      <w:r>
+        <w:rPr>
+          <w:b/>
+        </w:rPr>
+        <w:t xml:space="preserve">FETCH: </w:t>
+      </w:r>
+      <w:r>
+        <w:rPr>
+          <w:b w:val="0"/>
+        </w:rPr>
+        <w:t>IR ← ROM[PC]; PC ← PC + 1 (wraps mod 16).</w:t>
+      </w:r>
+    </w:p>
+    <w:p>
+      <w:pPr>
+        <w:numPr>
+          <w:ilvl w:val="0"/>
+          <w:numId w:val="1"/>
+        </w:numPr>
+        <w:spacing w:after="60" w:line="259" w:lineRule="auto"/>
+      </w:pPr>
+      <w:r>
+        <w:rPr>
+          <w:b/>
+        </w:rPr>
+        <w:t xml:space="preserve">DECODE: </w:t>
+      </w:r>
+      <w:r>
+        <w:rPr>
+          <w:b w:val="0"/>
+        </w:rPr>
+        <w:t>Generate control signals (register write enable, ALU operation, flag update, branch select) from the opcode.</w:t>
+      </w:r>
+    </w:p>
+    <w:p>
+      <w:pPr>
+        <w:numPr>
+          <w:ilvl w:val="0"/>
+          <w:numId w:val="1"/>
+        </w:numPr>
+        <w:spacing w:after="60" w:line="259" w:lineRule="auto"/>
+      </w:pPr>
+      <w:r>
+        <w:rPr>
+          <w:b/>
+        </w:rPr>
+        <w:t xml:space="preserve">EXECUTE: </w:t>
+      </w:r>
+      <w:r>
+        <w:rPr>
+          <w:b w:val="0"/>
+        </w:rPr>
+        <w:t>ALU operation, register write, flag update, or branch (loads the PC).</w:t>
+      </w:r>
+    </w:p>
+    <w:p>
+      <w:pPr>
+        <w:numPr>
+          <w:ilvl w:val="0"/>
+          <w:numId w:val="1"/>
+        </w:numPr>
+        <w:spacing w:after="60" w:line="259" w:lineRule="auto"/>
+      </w:pPr>
+      <w:r>
+        <w:rPr>
+          <w:b/>
+        </w:rPr>
+        <w:t xml:space="preserve">HALT: </w:t>
+      </w:r>
+      <w:r>
+        <w:rPr>
+          <w:b w:val="0"/>
+        </w:rPr>
+        <w:t>Entered by HLT; no further activity until reset.</w:t>
+      </w:r>
+    </w:p>
+    <w:p>
+      <w:pPr>
+        <w:ind w:left="0" w:firstLine="0" w:hanging="0"/>
+        <w:spacing w:after="120" w:line="259" w:lineRule="auto"/>
+      </w:pPr>
+      <w:r>
+        <w:rPr>
+          <w:b w:val="0"/>
+        </w:rPr>
+        <w:t>Every instruction takes three cycles (FETCH, DECODE, EXECUTE), except HLT, which stays in HALT.</w:t>
+      </w:r>
+    </w:p>
+    <w:p>
+      <w:pPr>
+        <w:ind w:left="0" w:firstLine="0" w:hanging="0"/>
+        <w:spacing w:after="120" w:line="259" w:lineRule="auto"/>
+      </w:pPr>
+      <w:r>
+        <w:rPr>
+          <w:b/>
+        </w:rPr>
+        <w:t>Demo program (3 × 4 by repeated addition; final R0 = 12 = 0xC):</w:t>
+      </w:r>
+    </w:p>
+    <w:tbl>
+      <w:tblPr>
+        <w:tblStyle w:val="TableGrid"/>
+        <w:tblW w:type="auto" w:w="0"/>
+        <w:tblLayout w:type="fixed"/>
+        <w:tblLook w:firstColumn="1" w:firstRow="1" w:lastColumn="0" w:lastRow="0" w:noHBand="0" w:noVBand="1" w:val="04A0"/>
+        <w:tblInd w:w="720" w:type="dxa"/>
+      </w:tblPr>
+      <w:tblGrid>
+        <w:gridCol w:w="900"/>
+        <w:gridCol w:w="2300"/>
+        <w:gridCol w:w="2600"/>
+        <w:gridCol w:w="1600"/>
+      </w:tblGrid>
+      <w:tr>
+        <w:tc>
+          <w:tcPr>
+            <w:tcW w:type="dxa" w:w="900"/>
+          </w:tcPr>
+          <w:p>
+            <w:pPr>
+              <w:ind w:left="0" w:firstLine="0"/>
+              <w:spacing w:after="0" w:line="240" w:lineRule="auto"/>
+            </w:pPr>
+            <w:r>
+              <w:rPr>
+                <w:b/>
+                <w:sz w:val="20"/>
+              </w:rPr>
+              <w:t>Addr</w:t>
+            </w:r>
+          </w:p>
+        </w:tc>
+        <w:tc>
+          <w:tcPr>
+            <w:tcW w:type="dxa" w:w="2300"/>
+          </w:tcPr>
+          <w:p>
+            <w:pPr>
+              <w:ind w:left="0" w:firstLine="0"/>
+              <w:spacing w:after="0" w:line="240" w:lineRule="auto"/>
+            </w:pPr>
+            <w:r>
+              <w:rPr>
+                <w:b/>
+                <w:sz w:val="20"/>
+              </w:rPr>
+              <w:t>Assembly</w:t>
+            </w:r>
+          </w:p>
+        </w:tc>
+        <w:tc>
+          <w:tcPr>
+            <w:tcW w:type="dxa" w:w="2600"/>
+          </w:tcPr>
+          <w:p>
+            <w:pPr>
+              <w:ind w:left="0" w:firstLine="0"/>
+              <w:spacing w:after="0" w:line="240" w:lineRule="auto"/>
+            </w:pPr>
+            <w:r>
+              <w:rPr>
+                <w:b/>
+                <w:sz w:val="20"/>
+              </w:rPr>
+              <w:t>Binary</w:t>
+            </w:r>
+          </w:p>
+        </w:tc>
+        <w:tc>
+          <w:tcPr>
+            <w:tcW w:type="dxa" w:w="1600"/>
+          </w:tcPr>
+          <w:p>
+            <w:pPr>
+              <w:ind w:left="0" w:firstLine="0"/>
+              <w:spacing w:after="0" w:line="240" w:lineRule="auto"/>
+            </w:pPr>
+            <w:r>
+              <w:rPr>
+                <w:b/>
+                <w:sz w:val="20"/>
+              </w:rPr>
+              <w:t>Hex</w:t>
+            </w:r>
+          </w:p>
+        </w:tc>
+      </w:tr>
+      <w:tr>
+        <w:tc>
+          <w:tcPr>
+            <w:tcW w:type="dxa" w:w="900"/>
+          </w:tcPr>
+          <w:p>
+            <w:pPr>
+              <w:ind w:left="0" w:firstLine="0"/>
+              <w:spacing w:after="0" w:line="240" w:lineRule="auto"/>
+            </w:pPr>
+            <w:r>
+              <w:rPr>
+                <w:sz w:val="20"/>
+              </w:rPr>
+              <w:t>0</w:t>
+            </w:r>
+          </w:p>
+        </w:tc>
+        <w:tc>
+          <w:tcPr>
+            <w:tcW w:type="dxa" w:w="2300"/>
+          </w:tcPr>
+          <w:p>
+            <w:pPr>
+              <w:ind w:left="0" w:firstLine="0"/>
+              <w:spacing w:after="0" w:line="240" w:lineRule="auto"/>
+            </w:pPr>
+            <w:r>
+              <w:rPr>
+                <w:sz w:val="20"/>
+              </w:rPr>
+              <w:t>LDI R0, 0</w:t>
+            </w:r>
+          </w:p>
+        </w:tc>
+        <w:tc>
+          <w:tcPr>
+            <w:tcW w:type="dxa" w:w="2600"/>
+          </w:tcPr>
+          <w:p>
+            <w:pPr>
+              <w:ind w:left="0" w:firstLine="0"/>
+              <w:spacing w:after="0" w:line="240" w:lineRule="auto"/>
+            </w:pPr>
+            <w:r>
+              <w:rPr>
+                <w:sz w:val="20"/>
+              </w:rPr>
+              <w:t>0001 00 0000</w:t>
+            </w:r>
+          </w:p>
+        </w:tc>
+        <w:tc>
+          <w:tcPr>
+            <w:tcW w:type="dxa" w:w="1600"/>
+          </w:tcPr>
+          <w:p>
+            <w:pPr>
+              <w:ind w:left="0" w:firstLine="0"/>
+              <w:spacing w:after="0" w:line="240" w:lineRule="auto"/>
+            </w:pPr>
+            <w:r>
+              <w:rPr>
+                <w:sz w:val="20"/>
+              </w:rPr>
+              <w:t>040</w:t>
+            </w:r>
+          </w:p>
+        </w:tc>
+      </w:tr>
+      <w:tr>
+        <w:tc>
+          <w:tcPr>
+            <w:tcW w:type="dxa" w:w="900"/>
+          </w:tcPr>
+          <w:p>
+            <w:pPr>
+              <w:ind w:left="0" w:firstLine="0"/>
+              <w:spacing w:after="0" w:line="240" w:lineRule="auto"/>
+            </w:pPr>
+            <w:r>
+              <w:rPr>
+                <w:sz w:val="20"/>
+              </w:rPr>
+              <w:t>1</w:t>
+            </w:r>
+          </w:p>
+        </w:tc>
+        <w:tc>
+          <w:tcPr>
+            <w:tcW w:type="dxa" w:w="2300"/>
+          </w:tcPr>
+          <w:p>
+            <w:pPr>
+              <w:ind w:left="0" w:firstLine="0"/>
+              <w:spacing w:after="0" w:line="240" w:lineRule="auto"/>
+            </w:pPr>
+            <w:r>
+              <w:rPr>
+                <w:sz w:val="20"/>
+              </w:rPr>
+              <w:t>LDI R1, 3</w:t>
+            </w:r>
+          </w:p>
+        </w:tc>
+        <w:tc>
+          <w:tcPr>
+            <w:tcW w:type="dxa" w:w="2600"/>
+          </w:tcPr>
+          <w:p>
+            <w:pPr>
+              <w:ind w:left="0" w:firstLine="0"/>
+              <w:spacing w:after="0" w:line="240" w:lineRule="auto"/>
+            </w:pPr>
+            <w:r>
+              <w:rPr>
+                <w:sz w:val="20"/>
+              </w:rPr>
+              <w:t>0001 01 0011</w:t>
+            </w:r>
+          </w:p>
+        </w:tc>
+        <w:tc>
+          <w:tcPr>
+            <w:tcW w:type="dxa" w:w="1600"/>
+          </w:tcPr>
+          <w:p>
+            <w:pPr>
+              <w:ind w:left="0" w:firstLine="0"/>
+              <w:spacing w:after="0" w:line="240" w:lineRule="auto"/>
+            </w:pPr>
+            <w:r>
+              <w:rPr>
+                <w:sz w:val="20"/>
+              </w:rPr>
+              <w:t>053</w:t>
+            </w:r>
+          </w:p>
+        </w:tc>
+      </w:tr>
+      <w:tr>
+        <w:tc>
+          <w:tcPr>
+            <w:tcW w:type="dxa" w:w="900"/>
+          </w:tcPr>
+          <w:p>
+            <w:pPr>
+              <w:ind w:left="0" w:firstLine="0"/>
+              <w:spacing w:after="0" w:line="240" w:lineRule="auto"/>
+            </w:pPr>
+            <w:r>
+              <w:rPr>
+                <w:sz w:val="20"/>
+              </w:rPr>
+              <w:t>2</w:t>
+            </w:r>
+          </w:p>
+        </w:tc>
+        <w:tc>
+          <w:tcPr>
+            <w:tcW w:type="dxa" w:w="2300"/>
+          </w:tcPr>
+          <w:p>
+            <w:pPr>
+              <w:ind w:left="0" w:firstLine="0"/>
+              <w:spacing w:after="0" w:line="240" w:lineRule="auto"/>
+            </w:pPr>
+            <w:r>
+              <w:rPr>
+                <w:sz w:val="20"/>
+              </w:rPr>
+              <w:t>LDI R2, 4</w:t>
+            </w:r>
+          </w:p>
+        </w:tc>
+        <w:tc>
+          <w:tcPr>
+            <w:tcW w:type="dxa" w:w="2600"/>
+          </w:tcPr>
+          <w:p>
+            <w:pPr>
+              <w:ind w:left="0" w:firstLine="0"/>
+              <w:spacing w:after="0" w:line="240" w:lineRule="auto"/>
+            </w:pPr>
+            <w:r>
+              <w:rPr>
+                <w:sz w:val="20"/>
+              </w:rPr>
+              <w:t>0001 10 0100</w:t>
+            </w:r>
+          </w:p>
+        </w:tc>
+        <w:tc>
+          <w:tcPr>
+            <w:tcW w:type="dxa" w:w="1600"/>
+          </w:tcPr>
+          <w:p>
+            <w:pPr>
+              <w:ind w:left="0" w:firstLine="0"/>
+              <w:spacing w:after="0" w:line="240" w:lineRule="auto"/>
+            </w:pPr>
+            <w:r>
+              <w:rPr>
+                <w:sz w:val="20"/>
+              </w:rPr>
+              <w:t>064</w:t>
+            </w:r>
+          </w:p>
+        </w:tc>
+      </w:tr>
+      <w:tr>
+        <w:tc>
+          <w:tcPr>
+            <w:tcW w:type="dxa" w:w="900"/>
+          </w:tcPr>
+          <w:p>
+            <w:pPr>
+              <w:ind w:left="0" w:firstLine="0"/>
+              <w:spacing w:after="0" w:line="240" w:lineRule="auto"/>
+            </w:pPr>
+            <w:r>
+              <w:rPr>
+                <w:sz w:val="20"/>
+              </w:rPr>
+              <w:t>3</w:t>
+            </w:r>
+          </w:p>
+        </w:tc>
+        <w:tc>
+          <w:tcPr>
+            <w:tcW w:type="dxa" w:w="2300"/>
+          </w:tcPr>
+          <w:p>
+            <w:pPr>
+              <w:ind w:left="0" w:firstLine="0"/>
+              <w:spacing w:after="0" w:line="240" w:lineRule="auto"/>
+            </w:pPr>
+            <w:r>
+              <w:rPr>
+                <w:sz w:val="20"/>
+              </w:rPr>
+              <w:t>LDI R3, 1</w:t>
+            </w:r>
+          </w:p>
+        </w:tc>
+        <w:tc>
+          <w:tcPr>
+            <w:tcW w:type="dxa" w:w="2600"/>
+          </w:tcPr>
+          <w:p>
+            <w:pPr>
+              <w:ind w:left="0" w:firstLine="0"/>
+              <w:spacing w:after="0" w:line="240" w:lineRule="auto"/>
+            </w:pPr>
+            <w:r>
+              <w:rPr>
+                <w:sz w:val="20"/>
+              </w:rPr>
+              <w:t>0001 11 0001</w:t>
+            </w:r>
+          </w:p>
+        </w:tc>
+        <w:tc>
+          <w:tcPr>
+            <w:tcW w:type="dxa" w:w="1600"/>
+          </w:tcPr>
+          <w:p>
+            <w:pPr>
+              <w:ind w:left="0" w:firstLine="0"/>
+              <w:spacing w:after="0" w:line="240" w:lineRule="auto"/>
+            </w:pPr>
+            <w:r>
+              <w:rPr>
+                <w:sz w:val="20"/>
+              </w:rPr>
+              <w:t>071</w:t>
+            </w:r>
+          </w:p>
+        </w:tc>
+      </w:tr>
+      <w:tr>
+        <w:tc>
+          <w:tcPr>
+            <w:tcW w:type="dxa" w:w="900"/>
+          </w:tcPr>
+          <w:p>
+            <w:pPr>
+              <w:ind w:left="0" w:firstLine="0"/>
+              <w:spacing w:after="0" w:line="240" w:lineRule="auto"/>
+            </w:pPr>
+            <w:r>
+              <w:rPr>
+                <w:sz w:val="20"/>
+              </w:rPr>
+              <w:t>4</w:t>
+            </w:r>
+          </w:p>
+        </w:tc>
+        <w:tc>
+          <w:tcPr>
+            <w:tcW w:type="dxa" w:w="2300"/>
+          </w:tcPr>
+          <w:p>
+            <w:pPr>
+              <w:ind w:left="0" w:firstLine="0"/>
+              <w:spacing w:after="0" w:line="240" w:lineRule="auto"/>
+            </w:pPr>
+            <w:r>
+              <w:rPr>
+                <w:sz w:val="20"/>
+              </w:rPr>
+              <w:t>ADD R0, R1</w:t>
+            </w:r>
+          </w:p>
+        </w:tc>
+        <w:tc>
+          <w:tcPr>
+            <w:tcW w:type="dxa" w:w="2600"/>
+          </w:tcPr>
+          <w:p>
+            <w:pPr>
+              <w:ind w:left="0" w:firstLine="0"/>
+              <w:spacing w:after="0" w:line="240" w:lineRule="auto"/>
+            </w:pPr>
+            <w:r>
+              <w:rPr>
+                <w:sz w:val="20"/>
+              </w:rPr>
+              <w:t>0011 00 01 00</w:t>
+            </w:r>
+          </w:p>
+        </w:tc>
+        <w:tc>
+          <w:tcPr>
+            <w:tcW w:type="dxa" w:w="1600"/>
+          </w:tcPr>
+          <w:p>
+            <w:pPr>
+              <w:ind w:left="0" w:firstLine="0"/>
+              <w:spacing w:after="0" w:line="240" w:lineRule="auto"/>
+            </w:pPr>
+            <w:r>
+              <w:rPr>
+                <w:sz w:val="20"/>
+              </w:rPr>
+              <w:t>0C4</w:t>
+            </w:r>
+          </w:p>
+        </w:tc>
+      </w:tr>
+      <w:tr>
+        <w:tc>
+          <w:tcPr>
+            <w:tcW w:type="dxa" w:w="900"/>
+          </w:tcPr>
+          <w:p>
+            <w:pPr>
+              <w:ind w:left="0" w:firstLine="0"/>
+              <w:spacing w:after="0" w:line="240" w:lineRule="auto"/>
+            </w:pPr>
+            <w:r>
+              <w:rPr>
+                <w:sz w:val="20"/>
+              </w:rPr>
+              <w:t>5</w:t>
+            </w:r>
+          </w:p>
+        </w:tc>
+        <w:tc>
+          <w:tcPr>
+            <w:tcW w:type="dxa" w:w="2300"/>
+          </w:tcPr>
+          <w:p>
+            <w:pPr>
+              <w:ind w:left="0" w:firstLine="0"/>
+              <w:spacing w:after="0" w:line="240" w:lineRule="auto"/>
+            </w:pPr>
+            <w:r>
+              <w:rPr>
+                <w:sz w:val="20"/>
+              </w:rPr>
+              <w:t>SUB R2, R3</w:t>
+            </w:r>
+          </w:p>
+        </w:tc>
+        <w:tc>
+          <w:tcPr>
+            <w:tcW w:type="dxa" w:w="2600"/>
+          </w:tcPr>
+          <w:p>
+            <w:pPr>
+              <w:ind w:left="0" w:firstLine="0"/>
+              <w:spacing w:after="0" w:line="240" w:lineRule="auto"/>
+            </w:pPr>
+            <w:r>
+              <w:rPr>
+                <w:sz w:val="20"/>
+              </w:rPr>
+              <w:t>0100 10 11 00</w:t>
+            </w:r>
+          </w:p>
+        </w:tc>
+        <w:tc>
+          <w:tcPr>
+            <w:tcW w:type="dxa" w:w="1600"/>
+          </w:tcPr>
+          <w:p>
+            <w:pPr>
+              <w:ind w:left="0" w:firstLine="0"/>
+              <w:spacing w:after="0" w:line="240" w:lineRule="auto"/>
+            </w:pPr>
+            <w:r>
+              <w:rPr>
+                <w:sz w:val="20"/>
+              </w:rPr>
+              <w:t>12C</w:t>
+            </w:r>
+          </w:p>
+        </w:tc>
+      </w:tr>
+      <w:tr>
+        <w:tc>
+          <w:tcPr>
+            <w:tcW w:type="dxa" w:w="900"/>
+          </w:tcPr>
+          <w:p>
+            <w:pPr>
+              <w:ind w:left="0" w:firstLine="0"/>
+              <w:spacing w:after="0" w:line="240" w:lineRule="auto"/>
+            </w:pPr>
+            <w:r>
+              <w:rPr>
+                <w:sz w:val="20"/>
+              </w:rPr>
+              <w:t>6</w:t>
+            </w:r>
+          </w:p>
+        </w:tc>
+        <w:tc>
+          <w:tcPr>
+            <w:tcW w:type="dxa" w:w="2300"/>
+          </w:tcPr>
+          <w:p>
+            <w:pPr>
+              <w:ind w:left="0" w:firstLine="0"/>
+              <w:spacing w:after="0" w:line="240" w:lineRule="auto"/>
+            </w:pPr>
+            <w:r>
+              <w:rPr>
+                <w:sz w:val="20"/>
+              </w:rPr>
+              <w:t>BNZ 4</w:t>
+            </w:r>
+          </w:p>
+        </w:tc>
+        <w:tc>
+          <w:tcPr>
+            <w:tcW w:type="dxa" w:w="2600"/>
+          </w:tcPr>
+          <w:p>
+            <w:pPr>
+              <w:ind w:left="0" w:firstLine="0"/>
+              <w:spacing w:after="0" w:line="240" w:lineRule="auto"/>
+            </w:pPr>
+            <w:r>
+              <w:rPr>
+                <w:sz w:val="20"/>
+              </w:rPr>
+              <w:t>1110 00 0100</w:t>
+            </w:r>
+          </w:p>
+        </w:tc>
+        <w:tc>
+          <w:tcPr>
+            <w:tcW w:type="dxa" w:w="1600"/>
+          </w:tcPr>
+          <w:p>
+            <w:pPr>
+              <w:ind w:left="0" w:firstLine="0"/>
+              <w:spacing w:after="0" w:line="240" w:lineRule="auto"/>
+            </w:pPr>
+            <w:r>
+              <w:rPr>
+                <w:sz w:val="20"/>
+              </w:rPr>
+              <w:t>384</w:t>
+            </w:r>
+          </w:p>
+        </w:tc>
+      </w:tr>
+      <w:tr>
+        <w:tc>
+          <w:tcPr>
+            <w:tcW w:type="dxa" w:w="900"/>
+          </w:tcPr>
+          <w:p>
+            <w:pPr>
+              <w:ind w:left="0" w:firstLine="0"/>
+              <w:spacing w:after="0" w:line="240" w:lineRule="auto"/>
+            </w:pPr>
+            <w:r>
+              <w:rPr>
+                <w:sz w:val="20"/>
+              </w:rPr>
+              <w:t>7</w:t>
+            </w:r>
+          </w:p>
+        </w:tc>
+        <w:tc>
+          <w:tcPr>
+            <w:tcW w:type="dxa" w:w="2300"/>
+          </w:tcPr>
+          <w:p>
+            <w:pPr>
+              <w:ind w:left="0" w:firstLine="0"/>
+              <w:spacing w:after="0" w:line="240" w:lineRule="auto"/>
+            </w:pPr>
+            <w:r>
+              <w:rPr>
+                <w:sz w:val="20"/>
+              </w:rPr>
+              <w:t>HLT</w:t>
+            </w:r>
+          </w:p>
+        </w:tc>
+        <w:tc>
+          <w:tcPr>
+            <w:tcW w:type="dxa" w:w="2600"/>
+          </w:tcPr>
+          <w:p>
+            <w:pPr>
+              <w:ind w:left="0" w:firstLine="0"/>
+              <w:spacing w:after="0" w:line="240" w:lineRule="auto"/>
+            </w:pPr>
+            <w:r>
+              <w:rPr>
+                <w:sz w:val="20"/>
+              </w:rPr>
+              <w:t>1111 00 0000</w:t>
+            </w:r>
+          </w:p>
+        </w:tc>
+        <w:tc>
+          <w:tcPr>
+            <w:tcW w:type="dxa" w:w="1600"/>
+          </w:tcPr>
+          <w:p>
+            <w:pPr>
+              <w:ind w:left="0" w:firstLine="0"/>
+              <w:spacing w:after="0" w:line="240" w:lineRule="auto"/>
+            </w:pPr>
+            <w:r>
+              <w:rPr>
+                <w:sz w:val="20"/>
+              </w:rPr>
+              <w:t>3C0</w:t>
+            </w:r>
+          </w:p>
+        </w:tc>
+      </w:tr>
+    </w:tbl>
+    <w:p>
+      <w:pPr>
+        <w:ind w:left="0" w:firstLine="0" w:hanging="0"/>
+        <w:spacing w:after="120" w:line="259" w:lineRule="auto"/>
+      </w:pPr>
+    </w:p>
+    <w:p>
+      <w:pPr>
+        <w:ind w:left="0" w:firstLine="0" w:hanging="0"/>
+        <w:spacing w:after="120" w:line="259" w:lineRule="auto"/>
+      </w:pPr>
+      <w:r>
+        <w:rPr>
+          <w:b/>
+        </w:rPr>
+        <w:t xml:space="preserve">FPGA demo plan (ECE 270 simulator): </w:t>
+      </w:r>
+      <w:r>
+        <w:rPr>
+          <w:b w:val="0"/>
+        </w:rPr>
+        <w:t>a debounced push button single-steps the clock and a second button resets. Switches select which register is shown; LEDs/7-segment display the selected register, with the PC and FSM state on spare outputs. Verification: run the demo program plus a directed test for every opcode, including flag behavior and both BZ outcomes (taken and not taken).</w:t>
+      </w:r>
+    </w:p>
     <w:sectPr>
       <w:pgSz w:w="12240" w:h="15840"/>
       <w:pgMar w:top="1440" w:right="1440" w:bottom="1440" w:left="1440" w:header="720" w:footer="720" w:gutter="0"/>
@@ -1776,6 +4231,25 @@
       <w:spacing w:val="5"/>
     </w:rPr>
   </w:style>
+  <w:style w:type="table" w:styleId="TableGrid">
+    <w:name w:val="Table Grid"/>
+    <w:basedOn w:val="TableNormal"/>
+    <w:uiPriority w:val="39"/>
+    <w:rsid w:val="00167156"/>
+    <w:pPr>
+      <w:spacing w:after="0" w:line="240" w:lineRule="auto"/>
+    </w:pPr>
+    <w:tblPr>
+      <w:tblBorders>
+        <w:top w:val="single" w:sz="4" w:space="0" w:color="auto"/>
+        <w:left w:val="single" w:sz="4" w:space="0" w:color="auto"/>
+        <w:bottom w:val="single" w:sz="4" w:space="0" w:color="auto"/>
+        <w:right w:val="single" w:sz="4" w:space="0" w:color="auto"/>
+        <w:insideH w:val="single" w:sz="4" w:space="0" w:color="auto"/>
+        <w:insideV w:val="single" w:sz="4" w:space="0" w:color="auto"/>
+      </w:tblBorders>
+    </w:tblPr>
+  </w:style>
 </w:styles>
 </file>
 
